--- a/cimzéslista (1).docx
+++ b/cimzéslista (1).docx
@@ -1,6 +1,6 @@
 
 <file path=word/document.xml><?xml version="1.0" encoding="utf-8"?>
-<w:document xmlns:wpc="http://schemas.microsoft.com/office/word/2010/wordprocessingCanvas" xmlns:cx="http://schemas.microsoft.com/office/drawing/2014/chartex" xmlns:cx1="http://schemas.microsoft.com/office/drawing/2015/9/8/chartex" xmlns:cx2="http://schemas.microsoft.com/office/drawing/2015/10/21/chartex" xmlns:cx3="http://schemas.microsoft.com/office/drawing/2016/5/9/chartex" xmlns:cx4="http://schemas.microsoft.com/office/drawing/2016/5/10/chartex" xmlns:cx5="http://schemas.microsoft.com/office/drawing/2016/5/11/chartex" xmlns:cx6="http://schemas.microsoft.com/office/drawing/2016/5/12/chartex" xmlns:cx7="http://schemas.microsoft.com/office/drawing/2016/5/13/chartex" xmlns:cx8="http://schemas.microsoft.com/office/drawing/2016/5/14/chartex" xmlns:mc="http://schemas.openxmlformats.org/markup-compatibility/2006" xmlns:aink="http://schemas.microsoft.com/office/drawing/2016/ink" xmlns:am3d="http://schemas.microsoft.com/office/drawing/2017/model3d" xmlns:o="urn:schemas-microsoft-com:office:office" xmlns:r="http://schemas.openxmlformats.org/officeDocument/2006/relationships" xmlns:m="http://schemas.openxmlformats.org/officeDocument/2006/math" xmlns:v="urn:schemas-microsoft-com:vml" xmlns:wp14="http://schemas.microsoft.com/office/word/2010/wordprocessingDrawing" xmlns:wp="http://schemas.openxmlformats.org/drawingml/2006/wordprocessingDrawing" xmlns:w10="urn:schemas-microsoft-com:office:word" xmlns:w="http://schemas.openxmlformats.org/wordprocessingml/2006/main" xmlns:w14="http://schemas.microsoft.com/office/word/2010/wordml" xmlns:w15="http://schemas.microsoft.com/office/word/2012/wordml" xmlns:w16cex="http://schemas.microsoft.com/office/word/2018/wordml/cex" xmlns:w16cid="http://schemas.microsoft.com/office/word/2016/wordml/cid" xmlns:w16="http://schemas.microsoft.com/office/word/2018/wordml" xmlns:w16sdtdh="http://schemas.microsoft.com/office/word/2020/wordml/sdtdatahash" xmlns:w16se="http://schemas.microsoft.com/office/word/2015/wordml/symex" xmlns:wpg="http://schemas.microsoft.com/office/word/2010/wordprocessingGroup" xmlns:wpi="http://schemas.microsoft.com/office/word/2010/wordprocessingInk" xmlns:wne="http://schemas.microsoft.com/office/word/2006/wordml" xmlns:wps="http://schemas.microsoft.com/office/word/2010/wordprocessingShape" mc:Ignorable="w14 w15 w16se w16cid w16 w16cex w16sdtdh wp14">
+<w:document xmlns:wpc="http://schemas.microsoft.com/office/word/2010/wordprocessingCanvas" xmlns:cx="http://schemas.microsoft.com/office/drawing/2014/chartex" xmlns:cx1="http://schemas.microsoft.com/office/drawing/2015/9/8/chartex" xmlns:cx2="http://schemas.microsoft.com/office/drawing/2015/10/21/chartex" xmlns:cx3="http://schemas.microsoft.com/office/drawing/2016/5/9/chartex" xmlns:cx4="http://schemas.microsoft.com/office/drawing/2016/5/10/chartex" xmlns:cx5="http://schemas.microsoft.com/office/drawing/2016/5/11/chartex" xmlns:cx6="http://schemas.microsoft.com/office/drawing/2016/5/12/chartex" xmlns:cx7="http://schemas.microsoft.com/office/drawing/2016/5/13/chartex" xmlns:cx8="http://schemas.microsoft.com/office/drawing/2016/5/14/chartex" xmlns:mc="http://schemas.openxmlformats.org/markup-compatibility/2006" xmlns:aink="http://schemas.microsoft.com/office/drawing/2016/ink" xmlns:am3d="http://schemas.microsoft.com/office/drawing/2017/model3d" xmlns:o="urn:schemas-microsoft-com:office:office" xmlns:r="http://schemas.openxmlformats.org/officeDocument/2006/relationships" xmlns:m="http://schemas.openxmlformats.org/officeDocument/2006/math" xmlns:v="urn:schemas-microsoft-com:vml" xmlns:wp14="http://schemas.microsoft.com/office/word/2010/wordprocessingDrawing" xmlns:wp="http://schemas.openxmlformats.org/drawingml/2006/wordprocessingDrawing" xmlns:w10="urn:schemas-microsoft-com:office:word" xmlns:w="http://schemas.openxmlformats.org/wordprocessingml/2006/main" xmlns:w14="http://schemas.microsoft.com/office/word/2010/wordml" xmlns:w15="http://schemas.microsoft.com/office/word/2012/wordml" xmlns:w16cid="http://schemas.microsoft.com/office/word/2016/wordml/cid" xmlns:w16se="http://schemas.microsoft.com/office/word/2015/wordml/symex" xmlns:wpg="http://schemas.microsoft.com/office/word/2010/wordprocessingGroup" xmlns:wpi="http://schemas.microsoft.com/office/word/2010/wordprocessingInk" xmlns:wne="http://schemas.microsoft.com/office/word/2006/wordml" xmlns:wps="http://schemas.microsoft.com/office/word/2010/wordprocessingShape" mc:Ignorable="w14 w15 w16se w16cid wp14">
   <w:body>
     <w:p>
       <w:r>
@@ -1654,10 +1654,7 @@
               <w:jc w:val="center"/>
             </w:pPr>
             <w:r>
-              <w:t>255.255.255.</w:t>
-            </w:r>
-            <w:r>
-              <w:t>0</w:t>
+              <w:t>255.255.255.0</w:t>
             </w:r>
           </w:p>
         </w:tc>
@@ -2010,10 +2007,7 @@
           </w:tcPr>
           <w:p>
             <w:r>
-              <w:t>21.0.0.</w:t>
-            </w:r>
-            <w:r>
-              <w:t>0</w:t>
+              <w:t>21.0.0.0</w:t>
             </w:r>
           </w:p>
         </w:tc>
@@ -2051,10 +2045,7 @@
           </w:tcPr>
           <w:p>
             <w:r>
-              <w:t>22.0.0.</w:t>
-            </w:r>
-            <w:r>
-              <w:t>0</w:t>
+              <w:t>22.0.0.0</w:t>
             </w:r>
           </w:p>
         </w:tc>
@@ -2092,16 +2083,7 @@
           </w:tcPr>
           <w:p>
             <w:r>
-              <w:t>2</w:t>
-            </w:r>
-            <w:r>
-              <w:t>3</w:t>
-            </w:r>
-            <w:r>
-              <w:t>.0.0.</w:t>
-            </w:r>
-            <w:r>
-              <w:t>0</w:t>
+              <w:t>23.0.0.0</w:t>
             </w:r>
           </w:p>
         </w:tc>
@@ -3383,7 +3365,7 @@
         </w:trPr>
         <w:tc>
           <w:tcPr>
-            <w:tcW w:w="1440" w:type="dxa"/>
+            <w:tcW w:w="1394" w:type="dxa"/>
           </w:tcPr>
           <w:p>
             <w:pPr>
@@ -3401,7 +3383,7 @@
         </w:tc>
         <w:tc>
           <w:tcPr>
-            <w:tcW w:w="1440" w:type="dxa"/>
+            <w:tcW w:w="1351" w:type="dxa"/>
           </w:tcPr>
           <w:p>
             <w:pPr>
@@ -3419,7 +3401,7 @@
         </w:tc>
         <w:tc>
           <w:tcPr>
-            <w:tcW w:w="1440" w:type="dxa"/>
+            <w:tcW w:w="1292" w:type="dxa"/>
           </w:tcPr>
           <w:p>
             <w:pPr>
@@ -3443,7 +3425,7 @@
         </w:tc>
         <w:tc>
           <w:tcPr>
-            <w:tcW w:w="1440" w:type="dxa"/>
+            <w:tcW w:w="1969" w:type="dxa"/>
           </w:tcPr>
           <w:p>
             <w:pPr>
@@ -3467,7 +3449,7 @@
         </w:tc>
         <w:tc>
           <w:tcPr>
-            <w:tcW w:w="1440" w:type="dxa"/>
+            <w:tcW w:w="1199" w:type="dxa"/>
           </w:tcPr>
           <w:p>
             <w:pPr>
@@ -3483,7 +3465,7 @@
         </w:tc>
         <w:tc>
           <w:tcPr>
-            <w:tcW w:w="1440" w:type="dxa"/>
+            <w:tcW w:w="1857" w:type="dxa"/>
           </w:tcPr>
           <w:p>
             <w:pPr>
@@ -3504,7 +3486,7 @@
         </w:trPr>
         <w:tc>
           <w:tcPr>
-            <w:tcW w:w="1440" w:type="dxa"/>
+            <w:tcW w:w="1394" w:type="dxa"/>
           </w:tcPr>
           <w:p>
             <w:proofErr w:type="spellStart"/>
@@ -3516,7 +3498,7 @@
         </w:tc>
         <w:tc>
           <w:tcPr>
-            <w:tcW w:w="1440" w:type="dxa"/>
+            <w:tcW w:w="1351" w:type="dxa"/>
           </w:tcPr>
           <w:p>
             <w:r>
@@ -3526,7 +3508,7 @@
         </w:tc>
         <w:tc>
           <w:tcPr>
-            <w:tcW w:w="1440" w:type="dxa"/>
+            <w:tcW w:w="1292" w:type="dxa"/>
           </w:tcPr>
           <w:p>
             <w:r>
@@ -3536,7 +3518,7 @@
         </w:tc>
         <w:tc>
           <w:tcPr>
-            <w:tcW w:w="1440" w:type="dxa"/>
+            <w:tcW w:w="1969" w:type="dxa"/>
           </w:tcPr>
           <w:p>
             <w:r>
@@ -3546,7 +3528,7 @@
         </w:tc>
         <w:tc>
           <w:tcPr>
-            <w:tcW w:w="1440" w:type="dxa"/>
+            <w:tcW w:w="1199" w:type="dxa"/>
           </w:tcPr>
           <w:p>
             <w:r>
@@ -3556,7 +3538,7 @@
         </w:tc>
         <w:tc>
           <w:tcPr>
-            <w:tcW w:w="1440" w:type="dxa"/>
+            <w:tcW w:w="1857" w:type="dxa"/>
           </w:tcPr>
           <w:p/>
         </w:tc>
@@ -3567,7 +3549,7 @@
         </w:trPr>
         <w:tc>
           <w:tcPr>
-            <w:tcW w:w="1440" w:type="dxa"/>
+            <w:tcW w:w="1394" w:type="dxa"/>
           </w:tcPr>
           <w:p>
             <w:proofErr w:type="spellStart"/>
@@ -3579,7 +3561,7 @@
         </w:tc>
         <w:tc>
           <w:tcPr>
-            <w:tcW w:w="1440" w:type="dxa"/>
+            <w:tcW w:w="1351" w:type="dxa"/>
           </w:tcPr>
           <w:p>
             <w:r>
@@ -3589,7 +3571,7 @@
         </w:tc>
         <w:tc>
           <w:tcPr>
-            <w:tcW w:w="1440" w:type="dxa"/>
+            <w:tcW w:w="1292" w:type="dxa"/>
           </w:tcPr>
           <w:p>
             <w:r>
@@ -3599,7 +3581,7 @@
         </w:tc>
         <w:tc>
           <w:tcPr>
-            <w:tcW w:w="1440" w:type="dxa"/>
+            <w:tcW w:w="1969" w:type="dxa"/>
           </w:tcPr>
           <w:p>
             <w:r>
@@ -3609,7 +3591,7 @@
         </w:tc>
         <w:tc>
           <w:tcPr>
-            <w:tcW w:w="1440" w:type="dxa"/>
+            <w:tcW w:w="1199" w:type="dxa"/>
           </w:tcPr>
           <w:p>
             <w:r>
@@ -3619,7 +3601,7 @@
         </w:tc>
         <w:tc>
           <w:tcPr>
-            <w:tcW w:w="1440" w:type="dxa"/>
+            <w:tcW w:w="1857" w:type="dxa"/>
           </w:tcPr>
           <w:p/>
         </w:tc>
@@ -3630,7 +3612,7 @@
         </w:trPr>
         <w:tc>
           <w:tcPr>
-            <w:tcW w:w="1440" w:type="dxa"/>
+            <w:tcW w:w="1394" w:type="dxa"/>
           </w:tcPr>
           <w:p>
             <w:proofErr w:type="spellStart"/>
@@ -3642,7 +3624,7 @@
         </w:tc>
         <w:tc>
           <w:tcPr>
-            <w:tcW w:w="1440" w:type="dxa"/>
+            <w:tcW w:w="1351" w:type="dxa"/>
           </w:tcPr>
           <w:p>
             <w:r>
@@ -3652,7 +3634,7 @@
         </w:tc>
         <w:tc>
           <w:tcPr>
-            <w:tcW w:w="1440" w:type="dxa"/>
+            <w:tcW w:w="1292" w:type="dxa"/>
           </w:tcPr>
           <w:p>
             <w:r>
@@ -3662,7 +3644,7 @@
         </w:tc>
         <w:tc>
           <w:tcPr>
-            <w:tcW w:w="1440" w:type="dxa"/>
+            <w:tcW w:w="1969" w:type="dxa"/>
           </w:tcPr>
           <w:p>
             <w:r>
@@ -3672,7 +3654,7 @@
         </w:tc>
         <w:tc>
           <w:tcPr>
-            <w:tcW w:w="1440" w:type="dxa"/>
+            <w:tcW w:w="1199" w:type="dxa"/>
           </w:tcPr>
           <w:p>
             <w:r>
@@ -3682,7 +3664,7 @@
         </w:tc>
         <w:tc>
           <w:tcPr>
-            <w:tcW w:w="1440" w:type="dxa"/>
+            <w:tcW w:w="1857" w:type="dxa"/>
           </w:tcPr>
           <w:p/>
         </w:tc>
@@ -3693,7 +3675,7 @@
         </w:trPr>
         <w:tc>
           <w:tcPr>
-            <w:tcW w:w="1440" w:type="dxa"/>
+            <w:tcW w:w="1394" w:type="dxa"/>
           </w:tcPr>
           <w:p>
             <w:proofErr w:type="spellStart"/>
@@ -3705,7 +3687,7 @@
         </w:tc>
         <w:tc>
           <w:tcPr>
-            <w:tcW w:w="1440" w:type="dxa"/>
+            <w:tcW w:w="1351" w:type="dxa"/>
           </w:tcPr>
           <w:p>
             <w:r>
@@ -3715,7 +3697,7 @@
         </w:tc>
         <w:tc>
           <w:tcPr>
-            <w:tcW w:w="1440" w:type="dxa"/>
+            <w:tcW w:w="1292" w:type="dxa"/>
           </w:tcPr>
           <w:p>
             <w:r>
@@ -3725,7 +3707,7 @@
         </w:tc>
         <w:tc>
           <w:tcPr>
-            <w:tcW w:w="1440" w:type="dxa"/>
+            <w:tcW w:w="1969" w:type="dxa"/>
           </w:tcPr>
           <w:p>
             <w:r>
@@ -3735,7 +3717,7 @@
         </w:tc>
         <w:tc>
           <w:tcPr>
-            <w:tcW w:w="1440" w:type="dxa"/>
+            <w:tcW w:w="1199" w:type="dxa"/>
           </w:tcPr>
           <w:p>
             <w:r>
@@ -3745,7 +3727,7 @@
         </w:tc>
         <w:tc>
           <w:tcPr>
-            <w:tcW w:w="1440" w:type="dxa"/>
+            <w:tcW w:w="1857" w:type="dxa"/>
           </w:tcPr>
           <w:p/>
         </w:tc>
@@ -3756,7 +3738,7 @@
         </w:trPr>
         <w:tc>
           <w:tcPr>
-            <w:tcW w:w="1440" w:type="dxa"/>
+            <w:tcW w:w="1394" w:type="dxa"/>
           </w:tcPr>
           <w:p>
             <w:proofErr w:type="spellStart"/>
@@ -3768,7 +3750,7 @@
         </w:tc>
         <w:tc>
           <w:tcPr>
-            <w:tcW w:w="1440" w:type="dxa"/>
+            <w:tcW w:w="1351" w:type="dxa"/>
           </w:tcPr>
           <w:p>
             <w:r>
@@ -3778,7 +3760,7 @@
         </w:tc>
         <w:tc>
           <w:tcPr>
-            <w:tcW w:w="1440" w:type="dxa"/>
+            <w:tcW w:w="1292" w:type="dxa"/>
           </w:tcPr>
           <w:p>
             <w:r>
@@ -3788,7 +3770,7 @@
         </w:tc>
         <w:tc>
           <w:tcPr>
-            <w:tcW w:w="1440" w:type="dxa"/>
+            <w:tcW w:w="1969" w:type="dxa"/>
           </w:tcPr>
           <w:p>
             <w:r>
@@ -3798,7 +3780,7 @@
         </w:tc>
         <w:tc>
           <w:tcPr>
-            <w:tcW w:w="1440" w:type="dxa"/>
+            <w:tcW w:w="1199" w:type="dxa"/>
           </w:tcPr>
           <w:p>
             <w:r>
@@ -3808,7 +3790,7 @@
         </w:tc>
         <w:tc>
           <w:tcPr>
-            <w:tcW w:w="1440" w:type="dxa"/>
+            <w:tcW w:w="1857" w:type="dxa"/>
           </w:tcPr>
           <w:p/>
         </w:tc>
@@ -3819,7 +3801,7 @@
         </w:trPr>
         <w:tc>
           <w:tcPr>
-            <w:tcW w:w="1440" w:type="dxa"/>
+            <w:tcW w:w="1394" w:type="dxa"/>
           </w:tcPr>
           <w:p>
             <w:proofErr w:type="spellStart"/>
@@ -3831,7 +3813,7 @@
         </w:tc>
         <w:tc>
           <w:tcPr>
-            <w:tcW w:w="1440" w:type="dxa"/>
+            <w:tcW w:w="1351" w:type="dxa"/>
           </w:tcPr>
           <w:p>
             <w:r>
@@ -3841,7 +3823,7 @@
         </w:tc>
         <w:tc>
           <w:tcPr>
-            <w:tcW w:w="1440" w:type="dxa"/>
+            <w:tcW w:w="1292" w:type="dxa"/>
           </w:tcPr>
           <w:p>
             <w:r>
@@ -3851,7 +3833,7 @@
         </w:tc>
         <w:tc>
           <w:tcPr>
-            <w:tcW w:w="1440" w:type="dxa"/>
+            <w:tcW w:w="1969" w:type="dxa"/>
           </w:tcPr>
           <w:p>
             <w:r>
@@ -3861,7 +3843,7 @@
         </w:tc>
         <w:tc>
           <w:tcPr>
-            <w:tcW w:w="1440" w:type="dxa"/>
+            <w:tcW w:w="1199" w:type="dxa"/>
           </w:tcPr>
           <w:p>
             <w:r>
@@ -3871,7 +3853,7 @@
         </w:tc>
         <w:tc>
           <w:tcPr>
-            <w:tcW w:w="1440" w:type="dxa"/>
+            <w:tcW w:w="1857" w:type="dxa"/>
           </w:tcPr>
           <w:p/>
         </w:tc>
@@ -3882,7 +3864,7 @@
         </w:trPr>
         <w:tc>
           <w:tcPr>
-            <w:tcW w:w="1440" w:type="dxa"/>
+            <w:tcW w:w="1394" w:type="dxa"/>
           </w:tcPr>
           <w:p>
             <w:proofErr w:type="spellStart"/>
@@ -3894,7 +3876,7 @@
         </w:tc>
         <w:tc>
           <w:tcPr>
-            <w:tcW w:w="1440" w:type="dxa"/>
+            <w:tcW w:w="1351" w:type="dxa"/>
           </w:tcPr>
           <w:p>
             <w:r>
@@ -3904,7 +3886,7 @@
         </w:tc>
         <w:tc>
           <w:tcPr>
-            <w:tcW w:w="1440" w:type="dxa"/>
+            <w:tcW w:w="1292" w:type="dxa"/>
           </w:tcPr>
           <w:p>
             <w:r>
@@ -3914,7 +3896,7 @@
         </w:tc>
         <w:tc>
           <w:tcPr>
-            <w:tcW w:w="1440" w:type="dxa"/>
+            <w:tcW w:w="1969" w:type="dxa"/>
           </w:tcPr>
           <w:p>
             <w:r>
@@ -3924,7 +3906,7 @@
         </w:tc>
         <w:tc>
           <w:tcPr>
-            <w:tcW w:w="1440" w:type="dxa"/>
+            <w:tcW w:w="1199" w:type="dxa"/>
           </w:tcPr>
           <w:p>
             <w:r>
@@ -3934,7 +3916,7 @@
         </w:tc>
         <w:tc>
           <w:tcPr>
-            <w:tcW w:w="1440" w:type="dxa"/>
+            <w:tcW w:w="1857" w:type="dxa"/>
           </w:tcPr>
           <w:p/>
         </w:tc>
@@ -3945,7 +3927,7 @@
         </w:trPr>
         <w:tc>
           <w:tcPr>
-            <w:tcW w:w="1440" w:type="dxa"/>
+            <w:tcW w:w="1394" w:type="dxa"/>
           </w:tcPr>
           <w:p>
             <w:proofErr w:type="spellStart"/>
@@ -3957,7 +3939,7 @@
         </w:tc>
         <w:tc>
           <w:tcPr>
-            <w:tcW w:w="1440" w:type="dxa"/>
+            <w:tcW w:w="1351" w:type="dxa"/>
           </w:tcPr>
           <w:p>
             <w:r>
@@ -3967,7 +3949,7 @@
         </w:tc>
         <w:tc>
           <w:tcPr>
-            <w:tcW w:w="1440" w:type="dxa"/>
+            <w:tcW w:w="1292" w:type="dxa"/>
           </w:tcPr>
           <w:p>
             <w:r>
@@ -3977,7 +3959,7 @@
         </w:tc>
         <w:tc>
           <w:tcPr>
-            <w:tcW w:w="1440" w:type="dxa"/>
+            <w:tcW w:w="1969" w:type="dxa"/>
           </w:tcPr>
           <w:p>
             <w:r>
@@ -3987,7 +3969,7 @@
         </w:tc>
         <w:tc>
           <w:tcPr>
-            <w:tcW w:w="1440" w:type="dxa"/>
+            <w:tcW w:w="1199" w:type="dxa"/>
           </w:tcPr>
           <w:p>
             <w:r>
@@ -3997,7 +3979,7 @@
         </w:tc>
         <w:tc>
           <w:tcPr>
-            <w:tcW w:w="1440" w:type="dxa"/>
+            <w:tcW w:w="1857" w:type="dxa"/>
           </w:tcPr>
           <w:p/>
         </w:tc>
@@ -4008,7 +3990,7 @@
         </w:trPr>
         <w:tc>
           <w:tcPr>
-            <w:tcW w:w="1440" w:type="dxa"/>
+            <w:tcW w:w="1394" w:type="dxa"/>
           </w:tcPr>
           <w:p>
             <w:proofErr w:type="spellStart"/>
@@ -4020,7 +4002,7 @@
         </w:tc>
         <w:tc>
           <w:tcPr>
-            <w:tcW w:w="1440" w:type="dxa"/>
+            <w:tcW w:w="1351" w:type="dxa"/>
           </w:tcPr>
           <w:p>
             <w:r>
@@ -4030,7 +4012,7 @@
         </w:tc>
         <w:tc>
           <w:tcPr>
-            <w:tcW w:w="1440" w:type="dxa"/>
+            <w:tcW w:w="1292" w:type="dxa"/>
           </w:tcPr>
           <w:p>
             <w:r>
@@ -4040,7 +4022,7 @@
         </w:tc>
         <w:tc>
           <w:tcPr>
-            <w:tcW w:w="1440" w:type="dxa"/>
+            <w:tcW w:w="1969" w:type="dxa"/>
           </w:tcPr>
           <w:p>
             <w:r>
@@ -4050,7 +4032,7 @@
         </w:tc>
         <w:tc>
           <w:tcPr>
-            <w:tcW w:w="1440" w:type="dxa"/>
+            <w:tcW w:w="1199" w:type="dxa"/>
           </w:tcPr>
           <w:p>
             <w:r>
@@ -4060,7 +4042,7 @@
         </w:tc>
         <w:tc>
           <w:tcPr>
-            <w:tcW w:w="1440" w:type="dxa"/>
+            <w:tcW w:w="1857" w:type="dxa"/>
           </w:tcPr>
           <w:p/>
         </w:tc>
@@ -4071,7 +4053,7 @@
         </w:trPr>
         <w:tc>
           <w:tcPr>
-            <w:tcW w:w="1440" w:type="dxa"/>
+            <w:tcW w:w="1394" w:type="dxa"/>
           </w:tcPr>
           <w:p>
             <w:proofErr w:type="spellStart"/>
@@ -4083,7 +4065,7 @@
         </w:tc>
         <w:tc>
           <w:tcPr>
-            <w:tcW w:w="1440" w:type="dxa"/>
+            <w:tcW w:w="1351" w:type="dxa"/>
           </w:tcPr>
           <w:p>
             <w:r>
@@ -4093,7 +4075,7 @@
         </w:tc>
         <w:tc>
           <w:tcPr>
-            <w:tcW w:w="1440" w:type="dxa"/>
+            <w:tcW w:w="1292" w:type="dxa"/>
           </w:tcPr>
           <w:p>
             <w:r>
@@ -4103,7 +4085,7 @@
         </w:tc>
         <w:tc>
           <w:tcPr>
-            <w:tcW w:w="1440" w:type="dxa"/>
+            <w:tcW w:w="1969" w:type="dxa"/>
           </w:tcPr>
           <w:p>
             <w:r>
@@ -4113,7 +4095,7 @@
         </w:tc>
         <w:tc>
           <w:tcPr>
-            <w:tcW w:w="1440" w:type="dxa"/>
+            <w:tcW w:w="1199" w:type="dxa"/>
           </w:tcPr>
           <w:p>
             <w:r>
@@ -4123,7 +4105,7 @@
         </w:tc>
         <w:tc>
           <w:tcPr>
-            <w:tcW w:w="1440" w:type="dxa"/>
+            <w:tcW w:w="1857" w:type="dxa"/>
           </w:tcPr>
           <w:p/>
         </w:tc>
@@ -4134,7 +4116,7 @@
         </w:trPr>
         <w:tc>
           <w:tcPr>
-            <w:tcW w:w="1440" w:type="dxa"/>
+            <w:tcW w:w="1394" w:type="dxa"/>
           </w:tcPr>
           <w:p>
             <w:proofErr w:type="spellStart"/>
@@ -4146,7 +4128,7 @@
         </w:tc>
         <w:tc>
           <w:tcPr>
-            <w:tcW w:w="1440" w:type="dxa"/>
+            <w:tcW w:w="1351" w:type="dxa"/>
           </w:tcPr>
           <w:p>
             <w:r>
@@ -4156,7 +4138,7 @@
         </w:tc>
         <w:tc>
           <w:tcPr>
-            <w:tcW w:w="1440" w:type="dxa"/>
+            <w:tcW w:w="1292" w:type="dxa"/>
           </w:tcPr>
           <w:p>
             <w:r>
@@ -4166,7 +4148,7 @@
         </w:tc>
         <w:tc>
           <w:tcPr>
-            <w:tcW w:w="1440" w:type="dxa"/>
+            <w:tcW w:w="1969" w:type="dxa"/>
           </w:tcPr>
           <w:p>
             <w:r>
@@ -4176,7 +4158,7 @@
         </w:tc>
         <w:tc>
           <w:tcPr>
-            <w:tcW w:w="1440" w:type="dxa"/>
+            <w:tcW w:w="1199" w:type="dxa"/>
           </w:tcPr>
           <w:p>
             <w:r>
@@ -4186,7 +4168,7 @@
         </w:tc>
         <w:tc>
           <w:tcPr>
-            <w:tcW w:w="1440" w:type="dxa"/>
+            <w:tcW w:w="1857" w:type="dxa"/>
           </w:tcPr>
           <w:p/>
         </w:tc>
@@ -4197,7 +4179,7 @@
         </w:trPr>
         <w:tc>
           <w:tcPr>
-            <w:tcW w:w="1440" w:type="dxa"/>
+            <w:tcW w:w="1394" w:type="dxa"/>
           </w:tcPr>
           <w:p>
             <w:proofErr w:type="spellStart"/>
@@ -4209,7 +4191,7 @@
         </w:tc>
         <w:tc>
           <w:tcPr>
-            <w:tcW w:w="1440" w:type="dxa"/>
+            <w:tcW w:w="1351" w:type="dxa"/>
           </w:tcPr>
           <w:p>
             <w:r>
@@ -4219,7 +4201,7 @@
         </w:tc>
         <w:tc>
           <w:tcPr>
-            <w:tcW w:w="1440" w:type="dxa"/>
+            <w:tcW w:w="1292" w:type="dxa"/>
           </w:tcPr>
           <w:p>
             <w:r>
@@ -4229,7 +4211,7 @@
         </w:tc>
         <w:tc>
           <w:tcPr>
-            <w:tcW w:w="1440" w:type="dxa"/>
+            <w:tcW w:w="1969" w:type="dxa"/>
           </w:tcPr>
           <w:p>
             <w:r>
@@ -4239,7 +4221,7 @@
         </w:tc>
         <w:tc>
           <w:tcPr>
-            <w:tcW w:w="1440" w:type="dxa"/>
+            <w:tcW w:w="1199" w:type="dxa"/>
           </w:tcPr>
           <w:p>
             <w:r>
@@ -4249,7 +4231,7 @@
         </w:tc>
         <w:tc>
           <w:tcPr>
-            <w:tcW w:w="1440" w:type="dxa"/>
+            <w:tcW w:w="1857" w:type="dxa"/>
           </w:tcPr>
           <w:p>
             <w:r>
@@ -4264,7 +4246,7 @@
         </w:trPr>
         <w:tc>
           <w:tcPr>
-            <w:tcW w:w="1440" w:type="dxa"/>
+            <w:tcW w:w="1394" w:type="dxa"/>
           </w:tcPr>
           <w:p>
             <w:proofErr w:type="spellStart"/>
@@ -4276,7 +4258,7 @@
         </w:tc>
         <w:tc>
           <w:tcPr>
-            <w:tcW w:w="1440" w:type="dxa"/>
+            <w:tcW w:w="1351" w:type="dxa"/>
           </w:tcPr>
           <w:p>
             <w:r>
@@ -4286,7 +4268,7 @@
         </w:tc>
         <w:tc>
           <w:tcPr>
-            <w:tcW w:w="1440" w:type="dxa"/>
+            <w:tcW w:w="1292" w:type="dxa"/>
           </w:tcPr>
           <w:p>
             <w:r>
@@ -4296,7 +4278,7 @@
         </w:tc>
         <w:tc>
           <w:tcPr>
-            <w:tcW w:w="1440" w:type="dxa"/>
+            <w:tcW w:w="1969" w:type="dxa"/>
           </w:tcPr>
           <w:p>
             <w:r>
@@ -4306,7 +4288,7 @@
         </w:tc>
         <w:tc>
           <w:tcPr>
-            <w:tcW w:w="1440" w:type="dxa"/>
+            <w:tcW w:w="1199" w:type="dxa"/>
           </w:tcPr>
           <w:p>
             <w:r>
@@ -4316,7 +4298,7 @@
         </w:tc>
         <w:tc>
           <w:tcPr>
-            <w:tcW w:w="1440" w:type="dxa"/>
+            <w:tcW w:w="1857" w:type="dxa"/>
           </w:tcPr>
           <w:p>
             <w:r>
@@ -4331,7 +4313,7 @@
         </w:trPr>
         <w:tc>
           <w:tcPr>
-            <w:tcW w:w="1440" w:type="dxa"/>
+            <w:tcW w:w="1394" w:type="dxa"/>
           </w:tcPr>
           <w:p>
             <w:proofErr w:type="spellStart"/>
@@ -4343,7 +4325,7 @@
         </w:tc>
         <w:tc>
           <w:tcPr>
-            <w:tcW w:w="1440" w:type="dxa"/>
+            <w:tcW w:w="1351" w:type="dxa"/>
           </w:tcPr>
           <w:p>
             <w:r>
@@ -4353,7 +4335,7 @@
         </w:tc>
         <w:tc>
           <w:tcPr>
-            <w:tcW w:w="1440" w:type="dxa"/>
+            <w:tcW w:w="1292" w:type="dxa"/>
           </w:tcPr>
           <w:p>
             <w:r>
@@ -4363,7 +4345,7 @@
         </w:tc>
         <w:tc>
           <w:tcPr>
-            <w:tcW w:w="1440" w:type="dxa"/>
+            <w:tcW w:w="1969" w:type="dxa"/>
           </w:tcPr>
           <w:p>
             <w:r>
@@ -4373,7 +4355,7 @@
         </w:tc>
         <w:tc>
           <w:tcPr>
-            <w:tcW w:w="1440" w:type="dxa"/>
+            <w:tcW w:w="1199" w:type="dxa"/>
           </w:tcPr>
           <w:p>
             <w:r>
@@ -4383,7 +4365,7 @@
         </w:tc>
         <w:tc>
           <w:tcPr>
-            <w:tcW w:w="1440" w:type="dxa"/>
+            <w:tcW w:w="1857" w:type="dxa"/>
           </w:tcPr>
           <w:p>
             <w:r>
@@ -4398,7 +4380,7 @@
         </w:trPr>
         <w:tc>
           <w:tcPr>
-            <w:tcW w:w="1440" w:type="dxa"/>
+            <w:tcW w:w="1394" w:type="dxa"/>
           </w:tcPr>
           <w:p>
             <w:proofErr w:type="spellStart"/>
@@ -4410,7 +4392,7 @@
         </w:tc>
         <w:tc>
           <w:tcPr>
-            <w:tcW w:w="1440" w:type="dxa"/>
+            <w:tcW w:w="1351" w:type="dxa"/>
           </w:tcPr>
           <w:p>
             <w:r>
@@ -4420,7 +4402,7 @@
         </w:tc>
         <w:tc>
           <w:tcPr>
-            <w:tcW w:w="1440" w:type="dxa"/>
+            <w:tcW w:w="1292" w:type="dxa"/>
           </w:tcPr>
           <w:p>
             <w:r>
@@ -4430,7 +4412,7 @@
         </w:tc>
         <w:tc>
           <w:tcPr>
-            <w:tcW w:w="1440" w:type="dxa"/>
+            <w:tcW w:w="1969" w:type="dxa"/>
           </w:tcPr>
           <w:p>
             <w:r>
@@ -4440,7 +4422,7 @@
         </w:tc>
         <w:tc>
           <w:tcPr>
-            <w:tcW w:w="1440" w:type="dxa"/>
+            <w:tcW w:w="1199" w:type="dxa"/>
           </w:tcPr>
           <w:p>
             <w:r>
@@ -4450,7 +4432,7 @@
         </w:tc>
         <w:tc>
           <w:tcPr>
-            <w:tcW w:w="1440" w:type="dxa"/>
+            <w:tcW w:w="1857" w:type="dxa"/>
           </w:tcPr>
           <w:p>
             <w:r>
@@ -4465,7 +4447,7 @@
         </w:trPr>
         <w:tc>
           <w:tcPr>
-            <w:tcW w:w="1440" w:type="dxa"/>
+            <w:tcW w:w="1394" w:type="dxa"/>
           </w:tcPr>
           <w:p>
             <w:proofErr w:type="spellStart"/>
@@ -4477,7 +4459,7 @@
         </w:tc>
         <w:tc>
           <w:tcPr>
-            <w:tcW w:w="1440" w:type="dxa"/>
+            <w:tcW w:w="1351" w:type="dxa"/>
           </w:tcPr>
           <w:p>
             <w:r>
@@ -4487,7 +4469,7 @@
         </w:tc>
         <w:tc>
           <w:tcPr>
-            <w:tcW w:w="1440" w:type="dxa"/>
+            <w:tcW w:w="1292" w:type="dxa"/>
           </w:tcPr>
           <w:p>
             <w:r>
@@ -4497,7 +4479,7 @@
         </w:tc>
         <w:tc>
           <w:tcPr>
-            <w:tcW w:w="1440" w:type="dxa"/>
+            <w:tcW w:w="1969" w:type="dxa"/>
           </w:tcPr>
           <w:p>
             <w:r>
@@ -4507,7 +4489,7 @@
         </w:tc>
         <w:tc>
           <w:tcPr>
-            <w:tcW w:w="1440" w:type="dxa"/>
+            <w:tcW w:w="1199" w:type="dxa"/>
           </w:tcPr>
           <w:p>
             <w:r>
@@ -4517,7 +4499,7 @@
         </w:tc>
         <w:tc>
           <w:tcPr>
-            <w:tcW w:w="1440" w:type="dxa"/>
+            <w:tcW w:w="1857" w:type="dxa"/>
           </w:tcPr>
           <w:p>
             <w:r>
@@ -4532,7 +4514,7 @@
         </w:trPr>
         <w:tc>
           <w:tcPr>
-            <w:tcW w:w="1440" w:type="dxa"/>
+            <w:tcW w:w="1394" w:type="dxa"/>
           </w:tcPr>
           <w:p>
             <w:proofErr w:type="spellStart"/>
@@ -4544,7 +4526,7 @@
         </w:tc>
         <w:tc>
           <w:tcPr>
-            <w:tcW w:w="1440" w:type="dxa"/>
+            <w:tcW w:w="1351" w:type="dxa"/>
           </w:tcPr>
           <w:p>
             <w:r>
@@ -4554,7 +4536,7 @@
         </w:tc>
         <w:tc>
           <w:tcPr>
-            <w:tcW w:w="1440" w:type="dxa"/>
+            <w:tcW w:w="1292" w:type="dxa"/>
           </w:tcPr>
           <w:p>
             <w:r>
@@ -4564,7 +4546,7 @@
         </w:tc>
         <w:tc>
           <w:tcPr>
-            <w:tcW w:w="1440" w:type="dxa"/>
+            <w:tcW w:w="1969" w:type="dxa"/>
           </w:tcPr>
           <w:p>
             <w:r>
@@ -4574,7 +4556,7 @@
         </w:tc>
         <w:tc>
           <w:tcPr>
-            <w:tcW w:w="1440" w:type="dxa"/>
+            <w:tcW w:w="1199" w:type="dxa"/>
           </w:tcPr>
           <w:p>
             <w:r>
@@ -4584,7 +4566,7 @@
         </w:tc>
         <w:tc>
           <w:tcPr>
-            <w:tcW w:w="1440" w:type="dxa"/>
+            <w:tcW w:w="1857" w:type="dxa"/>
           </w:tcPr>
           <w:p>
             <w:r>
@@ -4599,7 +4581,7 @@
         </w:trPr>
         <w:tc>
           <w:tcPr>
-            <w:tcW w:w="1440" w:type="dxa"/>
+            <w:tcW w:w="1394" w:type="dxa"/>
           </w:tcPr>
           <w:p>
             <w:proofErr w:type="spellStart"/>
@@ -4611,7 +4593,7 @@
         </w:tc>
         <w:tc>
           <w:tcPr>
-            <w:tcW w:w="1440" w:type="dxa"/>
+            <w:tcW w:w="1351" w:type="dxa"/>
           </w:tcPr>
           <w:p>
             <w:r>
@@ -4621,7 +4603,7 @@
         </w:tc>
         <w:tc>
           <w:tcPr>
-            <w:tcW w:w="1440" w:type="dxa"/>
+            <w:tcW w:w="1292" w:type="dxa"/>
           </w:tcPr>
           <w:p>
             <w:r>
@@ -4631,7 +4613,7 @@
         </w:tc>
         <w:tc>
           <w:tcPr>
-            <w:tcW w:w="1440" w:type="dxa"/>
+            <w:tcW w:w="1969" w:type="dxa"/>
           </w:tcPr>
           <w:p>
             <w:r>
@@ -4641,7 +4623,7 @@
         </w:tc>
         <w:tc>
           <w:tcPr>
-            <w:tcW w:w="1440" w:type="dxa"/>
+            <w:tcW w:w="1199" w:type="dxa"/>
           </w:tcPr>
           <w:p>
             <w:r>
@@ -4651,7 +4633,7 @@
         </w:tc>
         <w:tc>
           <w:tcPr>
-            <w:tcW w:w="1440" w:type="dxa"/>
+            <w:tcW w:w="1857" w:type="dxa"/>
           </w:tcPr>
           <w:p>
             <w:r>
@@ -4666,7 +4648,7 @@
         </w:trPr>
         <w:tc>
           <w:tcPr>
-            <w:tcW w:w="1440" w:type="dxa"/>
+            <w:tcW w:w="1394" w:type="dxa"/>
           </w:tcPr>
           <w:p>
             <w:proofErr w:type="spellStart"/>
@@ -4678,7 +4660,7 @@
         </w:tc>
         <w:tc>
           <w:tcPr>
-            <w:tcW w:w="1440" w:type="dxa"/>
+            <w:tcW w:w="1351" w:type="dxa"/>
           </w:tcPr>
           <w:p>
             <w:r>
@@ -4688,7 +4670,7 @@
         </w:tc>
         <w:tc>
           <w:tcPr>
-            <w:tcW w:w="1440" w:type="dxa"/>
+            <w:tcW w:w="1292" w:type="dxa"/>
           </w:tcPr>
           <w:p>
             <w:r>
@@ -4698,7 +4680,7 @@
         </w:tc>
         <w:tc>
           <w:tcPr>
-            <w:tcW w:w="1440" w:type="dxa"/>
+            <w:tcW w:w="1969" w:type="dxa"/>
           </w:tcPr>
           <w:p>
             <w:r>
@@ -4708,7 +4690,7 @@
         </w:tc>
         <w:tc>
           <w:tcPr>
-            <w:tcW w:w="1440" w:type="dxa"/>
+            <w:tcW w:w="1199" w:type="dxa"/>
           </w:tcPr>
           <w:p>
             <w:r>
@@ -4718,7 +4700,7 @@
         </w:tc>
         <w:tc>
           <w:tcPr>
-            <w:tcW w:w="1440" w:type="dxa"/>
+            <w:tcW w:w="1857" w:type="dxa"/>
           </w:tcPr>
           <w:p>
             <w:r>
@@ -4733,7 +4715,7 @@
         </w:trPr>
         <w:tc>
           <w:tcPr>
-            <w:tcW w:w="1440" w:type="dxa"/>
+            <w:tcW w:w="1394" w:type="dxa"/>
           </w:tcPr>
           <w:p>
             <w:proofErr w:type="spellStart"/>
@@ -4745,7 +4727,7 @@
         </w:tc>
         <w:tc>
           <w:tcPr>
-            <w:tcW w:w="1440" w:type="dxa"/>
+            <w:tcW w:w="1351" w:type="dxa"/>
           </w:tcPr>
           <w:p>
             <w:r>
@@ -4755,7 +4737,7 @@
         </w:tc>
         <w:tc>
           <w:tcPr>
-            <w:tcW w:w="1440" w:type="dxa"/>
+            <w:tcW w:w="1292" w:type="dxa"/>
           </w:tcPr>
           <w:p>
             <w:r>
@@ -4765,7 +4747,7 @@
         </w:tc>
         <w:tc>
           <w:tcPr>
-            <w:tcW w:w="1440" w:type="dxa"/>
+            <w:tcW w:w="1969" w:type="dxa"/>
           </w:tcPr>
           <w:p>
             <w:r>
@@ -4775,7 +4757,7 @@
         </w:tc>
         <w:tc>
           <w:tcPr>
-            <w:tcW w:w="1440" w:type="dxa"/>
+            <w:tcW w:w="1199" w:type="dxa"/>
           </w:tcPr>
           <w:p>
             <w:r>
@@ -4785,7 +4767,7 @@
         </w:tc>
         <w:tc>
           <w:tcPr>
-            <w:tcW w:w="1440" w:type="dxa"/>
+            <w:tcW w:w="1857" w:type="dxa"/>
           </w:tcPr>
           <w:p>
             <w:r>
@@ -4800,7 +4782,7 @@
         </w:trPr>
         <w:tc>
           <w:tcPr>
-            <w:tcW w:w="1440" w:type="dxa"/>
+            <w:tcW w:w="1394" w:type="dxa"/>
           </w:tcPr>
           <w:p>
             <w:proofErr w:type="spellStart"/>
@@ -4812,7 +4794,7 @@
         </w:tc>
         <w:tc>
           <w:tcPr>
-            <w:tcW w:w="1440" w:type="dxa"/>
+            <w:tcW w:w="1351" w:type="dxa"/>
           </w:tcPr>
           <w:p>
             <w:r>
@@ -4822,7 +4804,7 @@
         </w:tc>
         <w:tc>
           <w:tcPr>
-            <w:tcW w:w="1440" w:type="dxa"/>
+            <w:tcW w:w="1292" w:type="dxa"/>
           </w:tcPr>
           <w:p>
             <w:r>
@@ -4832,7 +4814,7 @@
         </w:tc>
         <w:tc>
           <w:tcPr>
-            <w:tcW w:w="1440" w:type="dxa"/>
+            <w:tcW w:w="1969" w:type="dxa"/>
           </w:tcPr>
           <w:p>
             <w:r>
@@ -4842,7 +4824,7 @@
         </w:tc>
         <w:tc>
           <w:tcPr>
-            <w:tcW w:w="1440" w:type="dxa"/>
+            <w:tcW w:w="1199" w:type="dxa"/>
           </w:tcPr>
           <w:p>
             <w:r>
@@ -4852,7 +4834,7 @@
         </w:tc>
         <w:tc>
           <w:tcPr>
-            <w:tcW w:w="1440" w:type="dxa"/>
+            <w:tcW w:w="1857" w:type="dxa"/>
           </w:tcPr>
           <w:p>
             <w:r>
@@ -4867,7 +4849,7 @@
         </w:trPr>
         <w:tc>
           <w:tcPr>
-            <w:tcW w:w="1440" w:type="dxa"/>
+            <w:tcW w:w="1394" w:type="dxa"/>
           </w:tcPr>
           <w:p>
             <w:proofErr w:type="spellStart"/>
@@ -4879,7 +4861,7 @@
         </w:tc>
         <w:tc>
           <w:tcPr>
-            <w:tcW w:w="1440" w:type="dxa"/>
+            <w:tcW w:w="1351" w:type="dxa"/>
           </w:tcPr>
           <w:p>
             <w:r>
@@ -4889,7 +4871,7 @@
         </w:tc>
         <w:tc>
           <w:tcPr>
-            <w:tcW w:w="1440" w:type="dxa"/>
+            <w:tcW w:w="1292" w:type="dxa"/>
           </w:tcPr>
           <w:p>
             <w:r>
@@ -4899,7 +4881,7 @@
         </w:tc>
         <w:tc>
           <w:tcPr>
-            <w:tcW w:w="1440" w:type="dxa"/>
+            <w:tcW w:w="1969" w:type="dxa"/>
           </w:tcPr>
           <w:p>
             <w:r>
@@ -4909,7 +4891,7 @@
         </w:tc>
         <w:tc>
           <w:tcPr>
-            <w:tcW w:w="1440" w:type="dxa"/>
+            <w:tcW w:w="1199" w:type="dxa"/>
           </w:tcPr>
           <w:p>
             <w:r>
@@ -4919,7 +4901,7 @@
         </w:tc>
         <w:tc>
           <w:tcPr>
-            <w:tcW w:w="1440" w:type="dxa"/>
+            <w:tcW w:w="1857" w:type="dxa"/>
           </w:tcPr>
           <w:p/>
         </w:tc>
@@ -4930,7 +4912,7 @@
         </w:trPr>
         <w:tc>
           <w:tcPr>
-            <w:tcW w:w="1440" w:type="dxa"/>
+            <w:tcW w:w="1394" w:type="dxa"/>
           </w:tcPr>
           <w:p>
             <w:proofErr w:type="spellStart"/>
@@ -4942,7 +4924,7 @@
         </w:tc>
         <w:tc>
           <w:tcPr>
-            <w:tcW w:w="1440" w:type="dxa"/>
+            <w:tcW w:w="1351" w:type="dxa"/>
           </w:tcPr>
           <w:p>
             <w:r>
@@ -4952,7 +4934,7 @@
         </w:tc>
         <w:tc>
           <w:tcPr>
-            <w:tcW w:w="1440" w:type="dxa"/>
+            <w:tcW w:w="1292" w:type="dxa"/>
           </w:tcPr>
           <w:p>
             <w:r>
@@ -4962,7 +4944,7 @@
         </w:tc>
         <w:tc>
           <w:tcPr>
-            <w:tcW w:w="1440" w:type="dxa"/>
+            <w:tcW w:w="1969" w:type="dxa"/>
           </w:tcPr>
           <w:p>
             <w:r>
@@ -4972,7 +4954,7 @@
         </w:tc>
         <w:tc>
           <w:tcPr>
-            <w:tcW w:w="1440" w:type="dxa"/>
+            <w:tcW w:w="1199" w:type="dxa"/>
           </w:tcPr>
           <w:p>
             <w:r>
@@ -4982,7 +4964,7 @@
         </w:tc>
         <w:tc>
           <w:tcPr>
-            <w:tcW w:w="1440" w:type="dxa"/>
+            <w:tcW w:w="1857" w:type="dxa"/>
           </w:tcPr>
           <w:p/>
         </w:tc>
@@ -4993,7 +4975,7 @@
         </w:trPr>
         <w:tc>
           <w:tcPr>
-            <w:tcW w:w="1440" w:type="dxa"/>
+            <w:tcW w:w="1394" w:type="dxa"/>
           </w:tcPr>
           <w:p>
             <w:proofErr w:type="spellStart"/>
@@ -5005,7 +4987,7 @@
         </w:tc>
         <w:tc>
           <w:tcPr>
-            <w:tcW w:w="1440" w:type="dxa"/>
+            <w:tcW w:w="1351" w:type="dxa"/>
           </w:tcPr>
           <w:p>
             <w:r>
@@ -5015,7 +4997,7 @@
         </w:tc>
         <w:tc>
           <w:tcPr>
-            <w:tcW w:w="1440" w:type="dxa"/>
+            <w:tcW w:w="1292" w:type="dxa"/>
           </w:tcPr>
           <w:p>
             <w:r>
@@ -5025,7 +5007,7 @@
         </w:tc>
         <w:tc>
           <w:tcPr>
-            <w:tcW w:w="1440" w:type="dxa"/>
+            <w:tcW w:w="1969" w:type="dxa"/>
           </w:tcPr>
           <w:p>
             <w:r>
@@ -5035,7 +5017,7 @@
         </w:tc>
         <w:tc>
           <w:tcPr>
-            <w:tcW w:w="1440" w:type="dxa"/>
+            <w:tcW w:w="1199" w:type="dxa"/>
           </w:tcPr>
           <w:p>
             <w:r>
@@ -5045,7 +5027,7 @@
         </w:tc>
         <w:tc>
           <w:tcPr>
-            <w:tcW w:w="1440" w:type="dxa"/>
+            <w:tcW w:w="1857" w:type="dxa"/>
           </w:tcPr>
           <w:p>
             <w:r>
@@ -5060,7 +5042,7 @@
         </w:trPr>
         <w:tc>
           <w:tcPr>
-            <w:tcW w:w="1440" w:type="dxa"/>
+            <w:tcW w:w="1394" w:type="dxa"/>
           </w:tcPr>
           <w:p>
             <w:r>
@@ -5070,7 +5052,7 @@
         </w:tc>
         <w:tc>
           <w:tcPr>
-            <w:tcW w:w="1440" w:type="dxa"/>
+            <w:tcW w:w="1351" w:type="dxa"/>
           </w:tcPr>
           <w:p>
             <w:r>
@@ -5080,7 +5062,7 @@
         </w:tc>
         <w:tc>
           <w:tcPr>
-            <w:tcW w:w="1440" w:type="dxa"/>
+            <w:tcW w:w="1292" w:type="dxa"/>
           </w:tcPr>
           <w:p>
             <w:r>
@@ -5090,7 +5072,7 @@
         </w:tc>
         <w:tc>
           <w:tcPr>
-            <w:tcW w:w="1440" w:type="dxa"/>
+            <w:tcW w:w="1969" w:type="dxa"/>
           </w:tcPr>
           <w:p>
             <w:r>
@@ -5100,7 +5082,7 @@
         </w:tc>
         <w:tc>
           <w:tcPr>
-            <w:tcW w:w="1440" w:type="dxa"/>
+            <w:tcW w:w="1199" w:type="dxa"/>
           </w:tcPr>
           <w:p>
             <w:r>
@@ -5110,7 +5092,7 @@
         </w:tc>
         <w:tc>
           <w:tcPr>
-            <w:tcW w:w="1440" w:type="dxa"/>
+            <w:tcW w:w="1857" w:type="dxa"/>
           </w:tcPr>
           <w:p/>
         </w:tc>
@@ -5121,7 +5103,7 @@
         </w:trPr>
         <w:tc>
           <w:tcPr>
-            <w:tcW w:w="1440" w:type="dxa"/>
+            <w:tcW w:w="1394" w:type="dxa"/>
           </w:tcPr>
           <w:p>
             <w:r>
@@ -5131,7 +5113,7 @@
         </w:tc>
         <w:tc>
           <w:tcPr>
-            <w:tcW w:w="1440" w:type="dxa"/>
+            <w:tcW w:w="1351" w:type="dxa"/>
           </w:tcPr>
           <w:p>
             <w:r>
@@ -5141,7 +5123,7 @@
         </w:tc>
         <w:tc>
           <w:tcPr>
-            <w:tcW w:w="1440" w:type="dxa"/>
+            <w:tcW w:w="1292" w:type="dxa"/>
           </w:tcPr>
           <w:p>
             <w:r>
@@ -5151,7 +5133,7 @@
         </w:tc>
         <w:tc>
           <w:tcPr>
-            <w:tcW w:w="1440" w:type="dxa"/>
+            <w:tcW w:w="1969" w:type="dxa"/>
           </w:tcPr>
           <w:p>
             <w:r>
@@ -5161,7 +5143,7 @@
         </w:tc>
         <w:tc>
           <w:tcPr>
-            <w:tcW w:w="1440" w:type="dxa"/>
+            <w:tcW w:w="1199" w:type="dxa"/>
           </w:tcPr>
           <w:p>
             <w:r>
@@ -5171,7 +5153,7 @@
         </w:tc>
         <w:tc>
           <w:tcPr>
-            <w:tcW w:w="1440" w:type="dxa"/>
+            <w:tcW w:w="1857" w:type="dxa"/>
           </w:tcPr>
           <w:p/>
         </w:tc>
@@ -5182,7 +5164,7 @@
         </w:trPr>
         <w:tc>
           <w:tcPr>
-            <w:tcW w:w="1440" w:type="dxa"/>
+            <w:tcW w:w="1394" w:type="dxa"/>
           </w:tcPr>
           <w:p>
             <w:r>
@@ -5192,7 +5174,7 @@
         </w:tc>
         <w:tc>
           <w:tcPr>
-            <w:tcW w:w="1440" w:type="dxa"/>
+            <w:tcW w:w="1351" w:type="dxa"/>
           </w:tcPr>
           <w:p>
             <w:r>
@@ -5202,7 +5184,7 @@
         </w:tc>
         <w:tc>
           <w:tcPr>
-            <w:tcW w:w="1440" w:type="dxa"/>
+            <w:tcW w:w="1292" w:type="dxa"/>
           </w:tcPr>
           <w:p>
             <w:r>
@@ -5212,7 +5194,7 @@
         </w:tc>
         <w:tc>
           <w:tcPr>
-            <w:tcW w:w="1440" w:type="dxa"/>
+            <w:tcW w:w="1969" w:type="dxa"/>
           </w:tcPr>
           <w:p>
             <w:r>
@@ -5222,7 +5204,7 @@
         </w:tc>
         <w:tc>
           <w:tcPr>
-            <w:tcW w:w="1440" w:type="dxa"/>
+            <w:tcW w:w="1199" w:type="dxa"/>
           </w:tcPr>
           <w:p>
             <w:r>
@@ -5232,7 +5214,7 @@
         </w:tc>
         <w:tc>
           <w:tcPr>
-            <w:tcW w:w="1440" w:type="dxa"/>
+            <w:tcW w:w="1857" w:type="dxa"/>
           </w:tcPr>
           <w:p>
             <w:r>
@@ -5243,11 +5225,12 @@
       </w:tr>
       <w:tr>
         <w:trPr>
+          <w:trHeight w:val="348"/>
           <w:jc w:val="center"/>
         </w:trPr>
         <w:tc>
           <w:tcPr>
-            <w:tcW w:w="1440" w:type="dxa"/>
+            <w:tcW w:w="1394" w:type="dxa"/>
           </w:tcPr>
           <w:p>
             <w:r>
@@ -5257,7 +5240,7 @@
         </w:tc>
         <w:tc>
           <w:tcPr>
-            <w:tcW w:w="1440" w:type="dxa"/>
+            <w:tcW w:w="1351" w:type="dxa"/>
           </w:tcPr>
           <w:p>
             <w:r>
@@ -5267,7 +5250,7 @@
         </w:tc>
         <w:tc>
           <w:tcPr>
-            <w:tcW w:w="1440" w:type="dxa"/>
+            <w:tcW w:w="1292" w:type="dxa"/>
           </w:tcPr>
           <w:p>
             <w:r>
@@ -5277,7 +5260,7 @@
         </w:tc>
         <w:tc>
           <w:tcPr>
-            <w:tcW w:w="1440" w:type="dxa"/>
+            <w:tcW w:w="1969" w:type="dxa"/>
           </w:tcPr>
           <w:p>
             <w:r>
@@ -5287,7 +5270,7 @@
         </w:tc>
         <w:tc>
           <w:tcPr>
-            <w:tcW w:w="1440" w:type="dxa"/>
+            <w:tcW w:w="1199" w:type="dxa"/>
           </w:tcPr>
           <w:p>
             <w:r>
@@ -5297,7 +5280,7 @@
         </w:tc>
         <w:tc>
           <w:tcPr>
-            <w:tcW w:w="1440" w:type="dxa"/>
+            <w:tcW w:w="1857" w:type="dxa"/>
           </w:tcPr>
           <w:p>
             <w:r>
@@ -5307,6 +5290,134 @@
         </w:tc>
       </w:tr>
     </w:tbl>
+    <w:p/>
+    <w:p/>
+    <w:p>
+      <w:proofErr w:type="spellStart"/>
+      <w:r>
+        <w:lastRenderedPageBreak/>
+        <w:t>szerverek</w:t>
+      </w:r>
+      <w:proofErr w:type="spellEnd"/>
+      <w:r>
+        <w:t>:</w:t>
+      </w:r>
+    </w:p>
+    <w:p>
+      <w:proofErr w:type="spellStart"/>
+      <w:r>
+        <w:t>mit</w:t>
+      </w:r>
+      <w:proofErr w:type="spellEnd"/>
+      <w:r>
+        <w:t xml:space="preserve"> </w:t>
+      </w:r>
+      <w:proofErr w:type="spellStart"/>
+      <w:r>
+        <w:t>csinálnak</w:t>
+      </w:r>
+      <w:proofErr w:type="spellEnd"/>
+      <w:r>
+        <w:t xml:space="preserve">, </w:t>
+      </w:r>
+      <w:proofErr w:type="spellStart"/>
+      <w:r>
+        <w:t>beállításai</w:t>
+      </w:r>
+      <w:proofErr w:type="spellEnd"/>
+      <w:r>
+        <w:t>.</w:t>
+      </w:r>
+    </w:p>
+    <w:p>
+      <w:proofErr w:type="spellStart"/>
+      <w:r>
+        <w:t>magyarázat</w:t>
+      </w:r>
+      <w:proofErr w:type="spellEnd"/>
+      <w:r>
+        <w:t xml:space="preserve"> a </w:t>
+      </w:r>
+      <w:proofErr w:type="spellStart"/>
+      <w:r>
+        <w:t>szerver</w:t>
+      </w:r>
+      <w:proofErr w:type="spellEnd"/>
+      <w:r>
+        <w:t xml:space="preserve"> </w:t>
+      </w:r>
+      <w:proofErr w:type="spellStart"/>
+      <w:r>
+        <w:t>konfigról</w:t>
+      </w:r>
+      <w:proofErr w:type="spellEnd"/>
+    </w:p>
+    <w:p/>
+    <w:p>
+      <w:r>
+        <w:t>ACL ASA</w:t>
+      </w:r>
+    </w:p>
+    <w:p/>
+    <w:p>
+      <w:proofErr w:type="spellStart"/>
+      <w:r>
+        <w:t>programozás</w:t>
+      </w:r>
+      <w:proofErr w:type="spellEnd"/>
+      <w:r>
+        <w:t xml:space="preserve"> :</w:t>
+      </w:r>
+    </w:p>
+    <w:p>
+      <w:r>
+        <w:t>python-ban</w:t>
+      </w:r>
+      <w:bookmarkStart w:id="0" w:name="_GoBack"/>
+      <w:bookmarkEnd w:id="0"/>
+    </w:p>
+    <w:p>
+      <w:proofErr w:type="spellStart"/>
+      <w:r>
+        <w:t>routeren</w:t>
+      </w:r>
+      <w:proofErr w:type="spellEnd"/>
+      <w:r>
+        <w:t xml:space="preserve"> </w:t>
+      </w:r>
+      <w:proofErr w:type="spellStart"/>
+      <w:r>
+        <w:t>futtatható</w:t>
+      </w:r>
+      <w:proofErr w:type="spellEnd"/>
+      <w:r>
+        <w:t xml:space="preserve"> program </w:t>
+      </w:r>
+      <w:proofErr w:type="spellStart"/>
+      <w:r>
+        <w:t>napi</w:t>
+      </w:r>
+      <w:proofErr w:type="spellEnd"/>
+      <w:r>
+        <w:t xml:space="preserve"> log </w:t>
+      </w:r>
+      <w:proofErr w:type="spellStart"/>
+      <w:r>
+        <w:t>jelentést</w:t>
+      </w:r>
+      <w:proofErr w:type="spellEnd"/>
+      <w:r>
+        <w:t xml:space="preserve"> </w:t>
+      </w:r>
+      <w:proofErr w:type="spellStart"/>
+      <w:r>
+        <w:t>csináljon</w:t>
+      </w:r>
+      <w:proofErr w:type="spellEnd"/>
+      <w:r>
+        <w:t>.</w:t>
+      </w:r>
+    </w:p>
     <w:p/>
     <w:sectPr>
       <w:pgSz w:w="11906" w:h="16838"/>
@@ -5319,7 +5430,7 @@
 </file>
 
 <file path=word/styles.xml><?xml version="1.0" encoding="utf-8"?>
-<w:styles xmlns:mc="http://schemas.openxmlformats.org/markup-compatibility/2006" xmlns:r="http://schemas.openxmlformats.org/officeDocument/2006/relationships" xmlns:w="http://schemas.openxmlformats.org/wordprocessingml/2006/main" xmlns:w14="http://schemas.microsoft.com/office/word/2010/wordml" xmlns:w15="http://schemas.microsoft.com/office/word/2012/wordml" xmlns:w16cex="http://schemas.microsoft.com/office/word/2018/wordml/cex" xmlns:w16cid="http://schemas.microsoft.com/office/word/2016/wordml/cid" xmlns:w16="http://schemas.microsoft.com/office/word/2018/wordml" xmlns:w16sdtdh="http://schemas.microsoft.com/office/word/2020/wordml/sdtdatahash" xmlns:w16se="http://schemas.microsoft.com/office/word/2015/wordml/symex" mc:Ignorable="w14 w15 w16se w16cid w16 w16cex w16sdtdh">
+<w:styles xmlns:mc="http://schemas.openxmlformats.org/markup-compatibility/2006" xmlns:r="http://schemas.openxmlformats.org/officeDocument/2006/relationships" xmlns:w="http://schemas.openxmlformats.org/wordprocessingml/2006/main" xmlns:w14="http://schemas.microsoft.com/office/word/2010/wordml" xmlns:w15="http://schemas.microsoft.com/office/word/2012/wordml" xmlns:w16cid="http://schemas.microsoft.com/office/word/2016/wordml/cid" xmlns:w16se="http://schemas.microsoft.com/office/word/2015/wordml/symex" mc:Ignorable="w14 w15 w16se w16cid">
   <w:docDefaults>
     <w:rPrDefault>
       <w:rPr>
@@ -5335,7 +5446,7 @@
       </w:pPr>
     </w:pPrDefault>
   </w:docDefaults>
-  <w:latentStyles w:defLockedState="0" w:defUIPriority="99" w:defSemiHidden="0" w:defUnhideWhenUsed="0" w:defQFormat="0" w:count="376">
+  <w:latentStyles w:defLockedState="0" w:defUIPriority="99" w:defSemiHidden="0" w:defUnhideWhenUsed="0" w:defQFormat="0" w:count="375">
     <w:lsdException w:name="Normal" w:uiPriority="0" w:qFormat="1"/>
     <w:lsdException w:name="heading 1" w:uiPriority="9" w:qFormat="1"/>
     <w:lsdException w:name="heading 2" w:semiHidden="1" w:uiPriority="9" w:unhideWhenUsed="1" w:qFormat="1"/>
@@ -5711,7 +5822,6 @@
     <w:lsdException w:name="Smart Hyperlink" w:semiHidden="1" w:unhideWhenUsed="1"/>
     <w:lsdException w:name="Hashtag" w:semiHidden="1" w:unhideWhenUsed="1"/>
     <w:lsdException w:name="Unresolved Mention" w:semiHidden="1" w:unhideWhenUsed="1"/>
-    <w:lsdException w:name="Smart Link" w:semiHidden="1" w:unhideWhenUsed="1"/>
   </w:latentStyles>
   <w:style w:type="paragraph" w:default="1" w:styleId="Norml">
     <w:name w:val="Normal"/>
